--- a/docs/Supervisor Meetings/Meeting 21.04.docx
+++ b/docs/Supervisor Meetings/Meeting 21.04.docx
@@ -165,6 +165,9 @@
       <w:r>
         <w:t>, found a specific approach</w:t>
       </w:r>
+      <w:r>
+        <w:t>, found an alternative dataset</w:t>
+      </w:r>
     </w:p>
     <w:p>
       <w:pPr>
@@ -180,7 +183,20 @@
         <w:t>Challenges Faced:</w:t>
       </w:r>
       <w:r>
-        <w:t xml:space="preserve"> [List key issues]</w:t>
+        <w:t xml:space="preserve"> </w:t>
+      </w:r>
+      <w:r>
+        <w:t xml:space="preserve">how to split the data? By </w:t>
+      </w:r>
+      <w:r>
+        <w:rPr>
+          <w:i/>
+          <w:iCs/>
+        </w:rPr>
+        <w:t>Genre</w:t>
+      </w:r>
+      <w:r>
+        <w:t>? Country seems difficult to do with the current data.</w:t>
       </w:r>
     </w:p>
     <w:p>

--- a/docs/Supervisor Meetings/Meeting 21.04.docx
+++ b/docs/Supervisor Meetings/Meeting 21.04.docx
@@ -168,6 +168,9 @@
       <w:r>
         <w:t>, found an alternative dataset</w:t>
       </w:r>
+      <w:r>
+        <w:t>, found one more paper.</w:t>
+      </w:r>
     </w:p>
     <w:p>
       <w:pPr>
@@ -213,7 +216,10 @@
         <w:t>Supervisor Feedback:</w:t>
       </w:r>
       <w:r>
-        <w:t xml:space="preserve"> [Main suggestions]</w:t>
+        <w:t xml:space="preserve"> </w:t>
+      </w:r>
+      <w:r>
+        <w:t>Focus on EDA, cleaning data, continue reviewing similar topics, start on the interim report</w:t>
       </w:r>
     </w:p>
     <w:p>
@@ -231,7 +237,10 @@
         <w:t>Next Steps:</w:t>
       </w:r>
       <w:r>
-        <w:t xml:space="preserve"> [Action items &amp; deadlines]</w:t>
+        <w:t xml:space="preserve"> </w:t>
+      </w:r>
+      <w:r>
+        <w:t>Feedback points</w:t>
       </w:r>
     </w:p>
     <w:p>
@@ -259,7 +268,13 @@
         <w:t>Date &amp; Time:</w:t>
       </w:r>
       <w:r>
-        <w:t xml:space="preserve"> [Insert Details]</w:t>
+        <w:t xml:space="preserve"> </w:t>
+      </w:r>
+      <w:r>
+        <w:t>30/04/2026, 13:0</w:t>
+      </w:r>
+      <w:r>
+        <w:t>0</w:t>
       </w:r>
       <w:r>
         <w:br/>
@@ -271,7 +286,10 @@
         <w:t>Location:</w:t>
       </w:r>
       <w:r>
-        <w:t xml:space="preserve"> [Insert Details]</w:t>
+        <w:t xml:space="preserve"> </w:t>
+      </w:r>
+      <w:r>
+        <w:t>on Campus</w:t>
       </w:r>
     </w:p>
     <w:p>
@@ -302,18 +320,30 @@
       <w:pPr>
         <w:spacing w:before="240" w:after="240"/>
         <w:rPr>
+          <w:lang w:val="en-IE"/>
+        </w:rPr>
+      </w:pPr>
+      <w:r>
+        <w:rPr>
           <w:b/>
           <w:bCs/>
           <w:lang w:val="en-US"/>
         </w:rPr>
-      </w:pPr>
+        <w:t>Signature of Supervisor</w:t>
+      </w:r>
       <w:r>
         <w:rPr>
           <w:b/>
           <w:bCs/>
           <w:lang w:val="en-US"/>
         </w:rPr>
-        <w:t xml:space="preserve">Signature of Supervisor </w:t>
+        <w:t xml:space="preserve">: </w:t>
+      </w:r>
+      <w:r>
+        <w:rPr>
+          <w:lang w:val="en-US"/>
+        </w:rPr>
+        <w:t>Samuel Moore</w:t>
       </w:r>
     </w:p>
     <w:p/>
